--- a/apps/api/src/juridico/templates/ESCLARECIMENTO.docx
+++ b/apps/api/src/juridico/templates/ESCLARECIMENTO.docx
@@ -3,8 +3,41 @@
 <w:document xmlns:wpc="http://schemas.microsoft.com/office/word/2010/wordprocessingCanvas" xmlns:mc="http://schemas.openxmlformats.org/markup-compatibility/2006" xmlns:o="urn:schemas-microsoft-com:office:office" xmlns:r="http://schemas.openxmlformats.org/officeDocument/2006/relationships" xmlns:m="http://schemas.openxmlformats.org/officeDocument/2006/math" xmlns:v="urn:schemas-microsoft-com:vml" xmlns:wp14="http://schemas.microsoft.com/office/word/2010/wordprocessingDrawing" xmlns:wp="http://schemas.openxmlformats.org/drawingml/2006/wordprocessingDrawing" xmlns:w10="urn:schemas-microsoft-com:office:word" xmlns:w="http://schemas.openxmlformats.org/wordprocessingml/2006/main" xmlns:w14="http://schemas.microsoft.com/office/word/2010/wordml" xmlns:w15="http://schemas.microsoft.com/office/word/2012/wordml" xmlns:wpg="http://schemas.microsoft.com/office/word/2010/wordprocessingGroup" xmlns:wpi="http://schemas.microsoft.com/office/word/2010/wordprocessingInk" xmlns:wne="http://schemas.microsoft.com/office/word/2006/wordml" xmlns:wps="http://schemas.microsoft.com/office/word/2010/wordprocessingShape" xmlns:cx="http://schemas.microsoft.com/office/drawing/2014/chartex" xmlns:cx1="http://schemas.microsoft.com/office/drawing/2015/9/8/chartex" xmlns:cx2="http://schemas.microsoft.com/office/drawing/2015/10/21/chartex" xmlns:cx3="http://schemas.microsoft.com/office/drawing/2016/5/9/chartex" xmlns:cx4="http://schemas.microsoft.com/office/drawing/2016/5/10/chartex" xmlns:cx5="http://schemas.microsoft.com/office/drawing/2016/5/11/chartex" xmlns:cx6="http://schemas.microsoft.com/office/drawing/2016/5/12/chartex" xmlns:cx7="http://schemas.microsoft.com/office/drawing/2016/5/13/chartex" xmlns:cx8="http://schemas.microsoft.com/office/drawing/2016/5/14/chartex" xmlns:aink="http://schemas.microsoft.com/office/drawing/2016/ink" xmlns:am3d="http://schemas.microsoft.com/office/drawing/2017/model3d" xmlns:w16cex="http://schemas.microsoft.com/office/word/2018/wordml/cex" xmlns:w16cid="http://schemas.microsoft.com/office/word/2016/wordml/cid" xmlns:w16="http://schemas.microsoft.com/office/word/2018/wordml" xmlns:w16sdtdh="http://schemas.microsoft.com/office/word/2020/wordml/sdtdatahash" xmlns:w16se="http://schemas.microsoft.com/office/word/2015/wordml/symex" mc:Ignorable="w14 w15 wp14">
   <w:body>
     <w:p>
-      <w:r>
-        <w:t xml:space="preserve">teste, 25/02/2026</w:t>
+      <w:pPr>
+        <w:jc w:val="left"/>
+      </w:pPr>
+      <w:r>
+        <w:rPr>
+          <w:rFonts w:ascii="Arial" w:cs="Arial" w:eastAsia="Arial" w:hAnsi="Arial"/>
+          <w:b/>
+          <w:bCs/>
+          <w:color w:val="0078D1"/>
+          <w:sz w:val="20"/>
+          <w:szCs w:val="20"/>
+        </w:rPr>
+        <w:t xml:space="preserve">LIMVEX LICITAÇÃO</w:t>
+      </w:r>
+    </w:p>
+    <w:p>
+      <w:r>
+        <w:rPr>
+          <w:rFonts w:ascii="Arial" w:cs="Arial" w:eastAsia="Arial" w:hAnsi="Arial"/>
+          <w:color w:val="64748B"/>
+          <w:sz w:val="16"/>
+          <w:szCs w:val="16"/>
+        </w:rPr>
+        <w:t xml:space="preserve">Plataforma de Gestão de Licitações Públicas</w:t>
+      </w:r>
+    </w:p>
+    <w:p>
+      <w:pPr>
+        <w:spacing w:after="400"/>
+      </w:pPr>
+      <w:r>
+        <w:rPr>
+          <w:color w:val="E2E8F0"/>
+        </w:rPr>
+        <w:t xml:space="preserve">________________________________________________________________________________</w:t>
       </w:r>
     </w:p>
     <w:p>
@@ -18,16 +51,16 @@
     </w:p>
     <w:p>
       <w:pPr>
-        <w:pBdr>
-          <w:bottom w:val="single" w:color="auto" w:sz="6" w:space="1"/>
-        </w:pBdr>
-        <w:spacing w:after="240" w:before="240"/>
+        <w:spacing w:after="240" w:before="200"/>
         <w:jc w:val="center"/>
       </w:pPr>
       <w:r>
         <w:rPr>
           <w:b/>
           <w:bCs/>
+          <w:color w:val="0F172A"/>
+          <w:sz w:val="26"/>
+          <w:szCs w:val="26"/>
         </w:rPr>
         <w:t xml:space="preserve">PEDIDO DE ESCLARECIMENTO</w:t>
       </w:r>
@@ -52,12 +85,12 @@
     </w:p>
     <w:p>
       <w:r>
-        <w:t xml:space="preserve">CNPJ: 63.996.570/0001-01</w:t>
-      </w:r>
-    </w:p>
-    <w:p>
-      <w:r>
-        <w:t xml:space="preserve">Endereço: Não informado</w:t>
+        <w:t xml:space="preserve">CNPJ: </w:t>
+      </w:r>
+    </w:p>
+    <w:p>
+      <w:r>
+        <w:t xml:space="preserve">Endereço: </w:t>
       </w:r>
     </w:p>
     <w:p>
@@ -75,7 +108,7 @@
     </w:p>
     <w:p>
       <w:r>
-        <w:t xml:space="preserve">Refere-se ao processo licitatório "teste" do órgão teste.</w:t>
+        <w:t xml:space="preserve">Refere-se ao processo licitatório "Aquisição de materiais de consumo (bandeiras e insumos para confecção de crachás) que visam a atender às demandas das Unidades Administrativas do Ministério da Justiça e Segurança Pública." do órgão teste.</w:t>
       </w:r>
     </w:p>
     <w:p>
@@ -93,7 +126,7 @@
     </w:p>
     <w:p>
       <w:r>
-        <w:t xml:space="preserve">Solicitamos esclarecimentos quanto ao item 5.3 do edital, que não especifica claramente os requisitos técnicos mínimos exigidos para habilitação técnica dos licitantes.</w:t>
+        <w:t xml:space="preserve">fewdgf</w:t>
       </w:r>
     </w:p>
     <w:p>
@@ -114,27 +147,134 @@
         <w:t xml:space="preserve">Requer-se o devido esclarecimento dos pontos levantados, para garantir transparência e isonomia do certame.</w:t>
       </w:r>
     </w:p>
-    <w:p/>
-    <w:p>
-      <w:r>
-        <w:t xml:space="preserve">teste, 25/02/2026</w:t>
-      </w:r>
-    </w:p>
-    <w:p>
-      <w:pPr>
-        <w:spacing w:before="240"/>
-      </w:pPr>
-      <w:r>
-        <w:rPr>
-          <w:b/>
-          <w:bCs/>
+    <w:p>
+      <w:pPr>
+        <w:spacing w:before="600"/>
+      </w:pPr>
+      <w:r>
+        <w:rPr>
+          <w:rFonts w:ascii="Arial" w:cs="Arial" w:eastAsia="Arial" w:hAnsi="Arial"/>
+          <w:sz w:val="20"/>
+          <w:szCs w:val="20"/>
+        </w:rPr>
+        <w:t xml:space="preserve">Cidade/UF, 04/03/2026</w:t>
+      </w:r>
+    </w:p>
+    <w:p>
+      <w:pPr>
+        <w:spacing w:before="800"/>
+      </w:pPr>
+    </w:p>
+    <w:p>
+      <w:r>
+        <w:rPr>
+          <w:rFonts w:ascii="Arial" w:cs="Arial" w:eastAsia="Arial" w:hAnsi="Arial"/>
+          <w:b/>
+          <w:bCs/>
+          <w:sz w:val="22"/>
+          <w:szCs w:val="22"/>
         </w:rPr>
         <w:t xml:space="preserve">Limvex (Sistema)</w:t>
       </w:r>
     </w:p>
     <w:p>
       <w:r>
-        <w:t xml:space="preserve">Assinatura</w:t>
+        <w:rPr>
+          <w:rFonts w:ascii="Arial" w:cs="Arial" w:eastAsia="Arial" w:hAnsi="Arial"/>
+          <w:color w:val="64748B"/>
+          <w:sz w:val="18"/>
+          <w:szCs w:val="18"/>
+        </w:rPr>
+        <w:t xml:space="preserve"/>
+      </w:r>
+    </w:p>
+    <w:p>
+      <w:pPr>
+        <w:spacing w:after="600"/>
+      </w:pPr>
+      <w:r>
+        <w:rPr>
+          <w:rFonts w:ascii="Arial" w:cs="Arial" w:eastAsia="Arial" w:hAnsi="Arial"/>
+          <w:color w:val="64748B"/>
+          <w:sz w:val="18"/>
+          <w:szCs w:val="18"/>
+        </w:rPr>
+        <w:t xml:space="preserve">Representante Legal</w:t>
+      </w:r>
+    </w:p>
+    <w:p>
+      <w:r>
+        <w:rPr>
+          <w:color w:val="E2E8F0"/>
+        </w:rPr>
+        <w:t xml:space="preserve">________________________________________________________________________________</w:t>
+      </w:r>
+    </w:p>
+    <w:p>
+      <w:pPr>
+        <w:spacing w:before="200"/>
+      </w:pPr>
+      <w:r>
+        <w:rPr>
+          <w:rFonts w:ascii="Arial" w:cs="Arial" w:eastAsia="Arial" w:hAnsi="Arial"/>
+          <w:color w:val="94A3B8"/>
+          <w:sz w:val="14"/>
+          <w:szCs w:val="14"/>
+        </w:rPr>
+        <w:t xml:space="preserve">Documento gerado pela plataforma Limvex Licitação · </w:t>
+      </w:r>
+      <w:r>
+        <w:rPr>
+          <w:rFonts w:ascii="Arial" w:cs="Arial" w:eastAsia="Arial" w:hAnsi="Arial"/>
+          <w:color w:val="0078D1"/>
+          <w:sz w:val="14"/>
+          <w:szCs w:val="14"/>
+        </w:rPr>
+        <w:t xml:space="preserve">limvex.com</w:t>
+      </w:r>
+    </w:p>
+    <w:p>
+      <w:r>
+        <w:rPr>
+          <w:rFonts w:ascii="Arial" w:cs="Arial" w:eastAsia="Arial" w:hAnsi="Arial"/>
+          <w:color w:val="94A3B8"/>
+          <w:sz w:val="14"/>
+          <w:szCs w:val="14"/>
+        </w:rPr>
+        <w:t xml:space="preserve">Código de autenticidade: </w:t>
+      </w:r>
+      <w:r>
+        <w:rPr>
+          <w:rFonts w:ascii="Courier New" w:cs="Courier New" w:eastAsia="Courier New" w:hAnsi="Courier New"/>
+          <w:b/>
+          <w:bCs/>
+          <w:color w:val="334155"/>
+          <w:sz w:val="14"/>
+          <w:szCs w:val="14"/>
+        </w:rPr>
+        <w:t xml:space="preserve">38D537F6A55F7865</w:t>
+      </w:r>
+    </w:p>
+    <w:p>
+      <w:r>
+        <w:rPr>
+          <w:rFonts w:ascii="Arial" w:cs="Arial" w:eastAsia="Arial" w:hAnsi="Arial"/>
+          <w:color w:val="0078D1"/>
+          <w:sz w:val="14"/>
+          <w:szCs w:val="14"/>
+        </w:rPr>
+        <w:t xml:space="preserve">Verifique em: http://localhost:3000/verificar/38D537F6A55F7865</w:t>
+      </w:r>
+    </w:p>
+    <w:p>
+      <w:r>
+        <w:rPr>
+          <w:rFonts w:ascii="Arial" w:cs="Arial" w:eastAsia="Arial" w:hAnsi="Arial"/>
+          <w:color w:val="94A3B8"/>
+          <w:sz w:val="14"/>
+          <w:szCs w:val="14"/>
+        </w:rPr>
+        <w:t xml:space="preserve">Gerado em: 04/03/2026, 18:05:25</w:t>
       </w:r>
     </w:p>
     <w:sectPr>
@@ -415,14 +555,14 @@
   <w:docDefaults>
     <w:rPrDefault>
       <w:rPr>
-        <w:rFonts w:ascii="Times New Roman" w:cs="Times New Roman" w:eastAsia="Times New Roman" w:hAnsi="Times New Roman"/>
-        <w:sz w:val="24"/>
-        <w:szCs w:val="24"/>
+        <w:rFonts w:ascii="Arial" w:cs="Arial" w:eastAsia="Arial" w:hAnsi="Arial"/>
+        <w:sz w:val="22"/>
+        <w:szCs w:val="22"/>
       </w:rPr>
     </w:rPrDefault>
     <w:pPrDefault>
       <w:pPr>
-        <w:spacing w:line="360"/>
+        <w:spacing w:line="320"/>
       </w:pPr>
     </w:pPrDefault>
   </w:docDefaults>

--- a/apps/api/src/juridico/templates/ESCLARECIMENTO.docx
+++ b/apps/api/src/juridico/templates/ESCLARECIMENTO.docx
@@ -80,7 +80,7 @@
     </w:p>
     <w:p>
       <w:r>
-        <w:t xml:space="preserve">Empresa: Limvex (Sistema)</w:t>
+        <w:t xml:space="preserve">Empresa: Limvex Sistema</w:t>
       </w:r>
     </w:p>
     <w:p>
@@ -108,7 +108,7 @@
     </w:p>
     <w:p>
       <w:r>
-        <w:t xml:space="preserve">Refere-se ao processo licitatório "Aquisição de materiais de consumo (bandeiras e insumos para confecção de crachás) que visam a atender às demandas das Unidades Administrativas do Ministério da Justiça e Segurança Pública." do órgão teste.</w:t>
+        <w:t xml:space="preserve">Refere-se ao processo licitatório "teste" do órgão teste.</w:t>
       </w:r>
     </w:p>
     <w:p>
@@ -126,7 +126,7 @@
     </w:p>
     <w:p>
       <w:r>
-        <w:t xml:space="preserve">fewdgf</w:t>
+        <w:t xml:space="preserve">fgedgg</w:t>
       </w:r>
     </w:p>
     <w:p>
@@ -157,7 +157,7 @@
           <w:sz w:val="20"/>
           <w:szCs w:val="20"/>
         </w:rPr>
-        <w:t xml:space="preserve">Cidade/UF, 04/03/2026</w:t>
+        <w:t xml:space="preserve">Cidade/UF, 06/03/2026</w:t>
       </w:r>
     </w:p>
     <w:p>
@@ -174,7 +174,7 @@
           <w:sz w:val="22"/>
           <w:szCs w:val="22"/>
         </w:rPr>
-        <w:t xml:space="preserve">Limvex (Sistema)</w:t>
+        <w:t xml:space="preserve">Limvex Sistema</w:t>
       </w:r>
     </w:p>
     <w:p>
@@ -252,7 +252,7 @@
           <w:sz w:val="14"/>
           <w:szCs w:val="14"/>
         </w:rPr>
-        <w:t xml:space="preserve">38D537F6A55F7865</w:t>
+        <w:t xml:space="preserve">3677D870B519108D</w:t>
       </w:r>
     </w:p>
     <w:p>
@@ -263,7 +263,7 @@
           <w:sz w:val="14"/>
           <w:szCs w:val="14"/>
         </w:rPr>
-        <w:t xml:space="preserve">Verifique em: http://localhost:3000/verificar/38D537F6A55F7865</w:t>
+        <w:t xml:space="preserve">Verifique em: http://localhost:3000/verificar/3677D870B519108D</w:t>
       </w:r>
     </w:p>
     <w:p>
@@ -274,7 +274,7 @@
           <w:sz w:val="14"/>
           <w:szCs w:val="14"/>
         </w:rPr>
-        <w:t xml:space="preserve">Gerado em: 04/03/2026, 18:05:25</w:t>
+        <w:t xml:space="preserve">Gerado em: 06/03/2026, 09:50:16</w:t>
       </w:r>
     </w:p>
     <w:sectPr>
